--- a/final/548-camera-ready.docx
+++ b/final/548-camera-ready.docx
@@ -320,7 +320,26 @@
           <w:i w:val="0"/>
           <w:sz w:val="20"/>
         </w:rPr>
-        <w:t>The established response is to predict output length and approximate shortest-job-first (SJF). S^3 fine-tunes a DistilBERT model on the prompt to predict sequence length [3]; Fu et al. learn to rank requests by predicted output length, again from prompt text [4]. Both report large gains, and both require the scheduler to read the user's prompt. That is a genuine obstacle: a platform under data-protection obligations or offering confidential-computing guarantees may be unable to route prompt content into a scheduling component, and running an auxiliary transformer over every prompt consumes the accelerator capacity the scheduler is trying to conserve. Hence our question: how much of the achievable scheduling benefit remains available to a scheduler that never reads prompt content?</w:t>
+        <w:t>The established response is to predict output length and approximate shortest-job-first (SJF). S</w:t>
+      </w:r>
+      <w:r>
+        <w:rPr>
+          <w:rFonts w:ascii="Times New Roman" w:hAnsi="Times New Roman"/>
+          <w:b w:val="0"/>
+          <w:i w:val="0"/>
+          <w:sz w:val="20"/>
+          <w:vertAlign w:val="superscript"/>
+        </w:rPr>
+        <w:t>3</w:t>
+      </w:r>
+      <w:r>
+        <w:rPr>
+          <w:rFonts w:ascii="Times New Roman" w:hAnsi="Times New Roman"/>
+          <w:b w:val="0"/>
+          <w:i w:val="0"/>
+          <w:sz w:val="20"/>
+        </w:rPr>
+        <w:t xml:space="preserve"> fine-tunes a DistilBERT model on the prompt to predict sequence length [3]; Fu et al. learn to rank requests by predicted output length, again from prompt text [4]. Both report large gains, and both require the scheduler to read the user's prompt. That is a genuine obstacle: a platform under data-protection obligations or offering confidential-computing guarantees may be unable to route prompt content into a scheduling component, and running an auxiliary transformer over every prompt consumes the accelerator capacity the scheduler is trying to conserve. Hence our question: how much of the achievable scheduling benefit remains available to a scheduler that never reads prompt content?</w:t>
       </w:r>
     </w:p>
     <w:p>
@@ -368,7 +387,23 @@
           <w:i w:val="0"/>
           <w:sz w:val="20"/>
         </w:rPr>
-        <w:t>enumerate A quantification of what content-blindness costs an admission scheduler. Ordering by observable work recovers 90.3% (conversation) and 79.3% (code) of the improvement an output-length oracle attains, evaluated over 20 and 11 windows sampled across a full production week (Sections setup–results). A characterisation of the observable and unobservable components of service work on 44.1M production requests, reported under two accountings so the conclusion does not rest on one cost convention, together with the finding that output length is weakly predictable from content-blind metadata for conversational traffic (ρ</w:t>
+        <w:t>1) A quantification of what content-blindness costs an admission scheduler. Ordering by observable work recovers 90.3% (conversation) and 79.3% (code) of the improvement an output-length oracle attains, evaluated over 20 and 11 windows sampled across a full production week (Sections V–VI).</w:t>
+      </w:r>
+    </w:p>
+    <w:p>
+      <w:pPr>
+        <w:spacing w:before="0" w:after="0" w:line="240" w:lineRule="auto"/>
+        <w:ind w:firstLine="288"/>
+        <w:jc w:val="both"/>
+      </w:pPr>
+      <w:r>
+        <w:rPr>
+          <w:rFonts w:ascii="Times New Roman" w:hAnsi="Times New Roman"/>
+          <w:b w:val="0"/>
+          <w:i w:val="0"/>
+          <w:sz w:val="20"/>
+        </w:rPr>
+        <w:t>2) A characterisation of the observable and unobservable components of service work on 44.1M production requests, reported under two accountings so the conclusion does not rest on one cost convention, together with the finding that output length is weakly predictable from content-blind metadata for conversational traffic (</w:t>
       </w:r>
       <w:r>
         <w:rPr>
@@ -376,7 +411,15 @@
           <w:b w:val="0"/>
           <w:i w:val="0"/>
           <w:sz w:val="20"/>
-          <w:vertAlign w:val="subscript"/>
+        </w:rPr>
+        <w:t>ρ</w:t>
+      </w:r>
+      <w:r>
+        <w:rPr>
+          <w:rFonts w:ascii="Times New Roman" w:hAnsi="Times New Roman"/>
+          <w:b w:val="0"/>
+          <w:i w:val="0"/>
+          <w:sz w:val="20"/>
         </w:rPr>
         <w:t>s</w:t>
       </w:r>
@@ -387,7 +430,7 @@
           <w:i w:val="0"/>
           <w:sz w:val="20"/>
         </w:rPr>
-        <w:t xml:space="preserve"> = 0.365) and effectively unpredictable for code completion (ρ</w:t>
+        <w:t xml:space="preserve"> = 0.365) and effectively unpredictable for code completion (</w:t>
       </w:r>
       <w:r>
         <w:rPr>
@@ -395,7 +438,15 @@
           <w:b w:val="0"/>
           <w:i w:val="0"/>
           <w:sz w:val="20"/>
-          <w:vertAlign w:val="subscript"/>
+        </w:rPr>
+        <w:t>ρ</w:t>
+      </w:r>
+      <w:r>
+        <w:rPr>
+          <w:rFonts w:ascii="Times New Roman" w:hAnsi="Times New Roman"/>
+          <w:b w:val="0"/>
+          <w:i w:val="0"/>
+          <w:sz w:val="20"/>
         </w:rPr>
         <w:t>s</w:t>
       </w:r>
@@ -406,7 +457,39 @@
           <w:i w:val="0"/>
           <w:sz w:val="20"/>
         </w:rPr>
-        <w:t xml:space="preserve"> = 0.107) (Section III). Two negative results. A learned content-blind length predictor adds almost nothing over ordering by raw context length, and at high load ordering by predicted output length alone is worse than FCFS on the code workload. Under a content-blindness constraint, the effort of learning to predict output length is not repaid. An accounting of the cost side. Reordering admissions degrades tail latency, and controls show this to be the price of departing from arrival order rather than of shortest-first ordering or of content-blindness. enumerate</w:t>
+        <w:t xml:space="preserve"> = 0.107) (Section III).</w:t>
+      </w:r>
+    </w:p>
+    <w:p>
+      <w:pPr>
+        <w:spacing w:before="0" w:after="0" w:line="240" w:lineRule="auto"/>
+        <w:ind w:firstLine="288"/>
+        <w:jc w:val="both"/>
+      </w:pPr>
+      <w:r>
+        <w:rPr>
+          <w:rFonts w:ascii="Times New Roman" w:hAnsi="Times New Roman"/>
+          <w:b w:val="0"/>
+          <w:i w:val="0"/>
+          <w:sz w:val="20"/>
+        </w:rPr>
+        <w:t>3) Two negative results. A learned content-blind length predictor adds almost nothing over ordering by raw context length, and at high load ordering by predicted output length alone is worse than FCFS on the code workload. Under a content-blindness constraint, the effort of learning to predict output length is not repaid.</w:t>
+      </w:r>
+    </w:p>
+    <w:p>
+      <w:pPr>
+        <w:spacing w:before="0" w:after="0" w:line="240" w:lineRule="auto"/>
+        <w:ind w:firstLine="288"/>
+        <w:jc w:val="both"/>
+      </w:pPr>
+      <w:r>
+        <w:rPr>
+          <w:rFonts w:ascii="Times New Roman" w:hAnsi="Times New Roman"/>
+          <w:b w:val="0"/>
+          <w:i w:val="0"/>
+          <w:sz w:val="20"/>
+        </w:rPr>
+        <w:t>4) An accounting of the cost side. Reordering admissions degrades tail latency, and controls show this to be the price of departing from arrival order rather than of shortest-first ordering or of content-blindness.</w:t>
       </w:r>
     </w:p>
     <w:p>
@@ -453,7 +536,26 @@
           <w:i w:val="0"/>
           <w:sz w:val="20"/>
         </w:rPr>
-        <w:t>Output-length prediction for scheduling. S^3 [3] predicts output length with a fine-tuned DistilBERT to reserve KV memory more tightly. Fu et al. [4] observe that exact lengths are unnecessary and learn only the relative rank of output lengths, reporting substantial latency reductions. Both extract their signal from prompt text, which is the constraint we remove.</w:t>
+        <w:t>Output-length prediction for scheduling. S</w:t>
+      </w:r>
+      <w:r>
+        <w:rPr>
+          <w:rFonts w:ascii="Times New Roman" w:hAnsi="Times New Roman"/>
+          <w:b w:val="0"/>
+          <w:i w:val="0"/>
+          <w:sz w:val="20"/>
+          <w:vertAlign w:val="superscript"/>
+        </w:rPr>
+        <w:t>3</w:t>
+      </w:r>
+      <w:r>
+        <w:rPr>
+          <w:rFonts w:ascii="Times New Roman" w:hAnsi="Times New Roman"/>
+          <w:b w:val="0"/>
+          <w:i w:val="0"/>
+          <w:sz w:val="20"/>
+        </w:rPr>
+        <w:t xml:space="preserve"> [3] predicts output length with a fine-tuned DistilBERT to reserve KV memory more tightly. Fu et al. [4] observe that exact lengths are unnecessary and learn only the relative rank of output lengths, reporting substantial latency reductions. Both extract their signal from prompt text, which is the constraint we remove.</w:t>
       </w:r>
     </w:p>
     <w:p>
@@ -625,10 +727,11 @@
     <w:p>
       <w:pPr>
         <w:tabs>
-          <w:tab w:pos="2448" w:val="center"/>
-          <w:tab w:pos="4896" w:val="right"/>
+          <w:tab w:pos="2520" w:val="center"/>
+          <w:tab w:pos="5040" w:val="right"/>
         </w:tabs>
-        <w:spacing w:before="40" w:after="40"/>
+        <w:spacing w:before="120" w:after="120"/>
+        <w:ind w:left="0" w:firstLine="0"/>
       </w:pPr>
       <w:r>
         <w:tab/>
@@ -859,7 +962,7 @@
           <w:i w:val="0"/>
           <w:sz w:val="20"/>
         </w:rPr>
-        <w:t>Evaluated over both full traces, work puts prefill at 91.2% of attributable marginal work in the conversation trace and 98.7% in the code trace. The reason is the traffic shape. Mean context lengths are 1632 and 2511 tokens against mean output lengths of only 106 and 23, giving aggregate context-to-output token ratios of 15.5:1 and 110.7:1. That ratio is a property of the traffic and involves no cost model at all.</w:t>
+        <w:t>Evaluated over both full traces, (1) puts prefill at 91.2% of attributable marginal work in the conversation trace and 98.7% in the code trace. The reason is the traffic shape. Mean context lengths are 1632 and 2511 tokens against mean output lengths of only 106 and 23, giving aggregate context-to-output token ratios of 15.5:1 and 110.7:1. That ratio is a property of the traffic and involves no cost model at all.</w:t>
       </w:r>
     </w:p>
     <w:p>
@@ -1037,16 +1140,17 @@
           <w:i w:val="0"/>
           <w:sz w:val="20"/>
         </w:rPr>
-        <w:t>, and by work the observable terms dominate it. CB-SJF-Work therefore admits requests in increasing order of</w:t>
+        <w:t>, and by (1) the observable terms dominate it. CB-SJF-Work therefore admits requests in increasing order of</w:t>
       </w:r>
     </w:p>
     <w:p>
       <w:pPr>
         <w:tabs>
-          <w:tab w:pos="2448" w:val="center"/>
-          <w:tab w:pos="4896" w:val="right"/>
+          <w:tab w:pos="2520" w:val="center"/>
+          <w:tab w:pos="5040" w:val="right"/>
         </w:tabs>
-        <w:spacing w:before="40" w:after="40"/>
+        <w:spacing w:before="120" w:after="120"/>
+        <w:ind w:left="0" w:firstLine="0"/>
       </w:pPr>
       <w:r>
         <w:tab/>
@@ -1353,10 +1457,11 @@
     <w:p>
       <w:pPr>
         <w:tabs>
-          <w:tab w:pos="2448" w:val="center"/>
-          <w:tab w:pos="4896" w:val="right"/>
+          <w:tab w:pos="2520" w:val="center"/>
+          <w:tab w:pos="5040" w:val="right"/>
         </w:tabs>
-        <w:spacing w:before="40" w:after="40"/>
+        <w:spacing w:before="120" w:after="120"/>
+        <w:ind w:left="0" w:firstLine="0"/>
       </w:pPr>
       <w:r>
         <w:tab/>
@@ -1489,7 +1594,14 @@
     </w:p>
     <w:p>
       <w:pPr>
-        <w:spacing w:before="120" w:after="40"/>
+        <w:keepNext/>
+        <w:keepLines/>
+        <w:spacing w:before="160" w:after="0" w:line="240" w:lineRule="auto"/>
+        <w:ind w:left="0" w:right="0" w:firstLine="0"/>
+        <w:pBdr>
+          <w:top w:val="single" w:sz="6" w:space="2" w:color="000000"/>
+          <w:bottom w:val="single" w:sz="6" w:space="2" w:color="000000"/>
+        </w:pBdr>
       </w:pPr>
       <w:r>
         <w:rPr>
@@ -1502,8 +1614,10 @@
     </w:p>
     <w:p>
       <w:pPr>
-        <w:spacing w:before="0" w:after="0"/>
-        <w:ind w:left="0"/>
+        <w:keepNext/>
+        <w:keepLines/>
+        <w:spacing w:before="0" w:after="0" w:line="240" w:lineRule="auto"/>
+        <w:ind w:left="230" w:hanging="230" w:right="0"/>
       </w:pPr>
       <w:r>
         <w:rPr>
@@ -1515,8 +1629,10 @@
     </w:p>
     <w:p>
       <w:pPr>
-        <w:spacing w:before="0" w:after="0"/>
-        <w:ind w:left="0"/>
+        <w:keepNext/>
+        <w:keepLines/>
+        <w:spacing w:before="0" w:after="0" w:line="240" w:lineRule="auto"/>
+        <w:ind w:left="230" w:hanging="230" w:right="0"/>
       </w:pPr>
       <w:r>
         <w:rPr>
@@ -1538,13 +1654,15 @@
           <w:rFonts w:ascii="Consolas" w:hAnsi="Consolas"/>
           <w:sz w:val="13"/>
         </w:rPr>
-        <w:t xml:space="preserve"> from (2)   // content-blind</w:t>
+        <w:t xml:space="preserve"> from (2)  // content-blind</w:t>
       </w:r>
     </w:p>
     <w:p>
       <w:pPr>
-        <w:spacing w:before="0" w:after="0"/>
-        <w:ind w:left="0"/>
+        <w:keepNext/>
+        <w:keepLines/>
+        <w:spacing w:before="0" w:after="0" w:line="240" w:lineRule="auto"/>
+        <w:ind w:left="230" w:hanging="230" w:right="0"/>
       </w:pPr>
       <w:r>
         <w:rPr>
@@ -1556,8 +1674,10 @@
     </w:p>
     <w:p>
       <w:pPr>
-        <w:spacing w:before="0" w:after="0"/>
-        <w:ind w:left="0"/>
+        <w:keepNext/>
+        <w:keepLines/>
+        <w:spacing w:before="0" w:after="0" w:line="240" w:lineRule="auto"/>
+        <w:ind w:left="230" w:hanging="230" w:right="0"/>
       </w:pPr>
       <w:r>
         <w:rPr>
@@ -1569,8 +1689,10 @@
     </w:p>
     <w:p>
       <w:pPr>
-        <w:spacing w:before="0" w:after="0"/>
-        <w:ind w:left="0"/>
+        <w:keepNext/>
+        <w:keepLines/>
+        <w:spacing w:before="0" w:after="0" w:line="240" w:lineRule="auto"/>
+        <w:ind w:left="230" w:hanging="230" w:right="0"/>
       </w:pPr>
       <w:r>
         <w:rPr>
@@ -1627,8 +1749,10 @@
     </w:p>
     <w:p>
       <w:pPr>
-        <w:spacing w:before="0" w:after="0"/>
-        <w:ind w:left="173"/>
+        <w:keepNext/>
+        <w:keepLines/>
+        <w:spacing w:before="0" w:after="0" w:line="240" w:lineRule="auto"/>
+        <w:ind w:left="230" w:hanging="230" w:right="0"/>
       </w:pPr>
       <w:r>
         <w:rPr>
@@ -1663,8 +1787,10 @@
     </w:p>
     <w:p>
       <w:pPr>
-        <w:spacing w:before="0" w:after="0"/>
-        <w:ind w:left="173"/>
+        <w:keepNext/>
+        <w:keepLines/>
+        <w:spacing w:before="0" w:after="0" w:line="240" w:lineRule="auto"/>
+        <w:ind w:left="230" w:hanging="230" w:right="0"/>
       </w:pPr>
       <w:r>
         <w:rPr>
@@ -1676,8 +1802,10 @@
     </w:p>
     <w:p>
       <w:pPr>
-        <w:spacing w:before="0" w:after="0"/>
-        <w:ind w:left="346"/>
+        <w:keepNext/>
+        <w:keepLines/>
+        <w:spacing w:before="0" w:after="0" w:line="240" w:lineRule="auto"/>
+        <w:ind w:left="230" w:hanging="230" w:right="0"/>
       </w:pPr>
       <w:r>
         <w:rPr>
@@ -1689,8 +1817,10 @@
     </w:p>
     <w:p>
       <w:pPr>
-        <w:spacing w:before="0" w:after="0"/>
-        <w:ind w:left="173"/>
+        <w:keepNext/>
+        <w:keepLines/>
+        <w:spacing w:before="0" w:after="0" w:line="240" w:lineRule="auto"/>
+        <w:ind w:left="230" w:hanging="230" w:right="0"/>
       </w:pPr>
       <w:r>
         <w:rPr>
@@ -1702,8 +1832,10 @@
     </w:p>
     <w:p>
       <w:pPr>
-        <w:spacing w:before="0" w:after="0"/>
-        <w:ind w:left="346"/>
+        <w:keepNext/>
+        <w:keepLines/>
+        <w:spacing w:before="0" w:after="0" w:line="240" w:lineRule="auto"/>
+        <w:ind w:left="230" w:hanging="230" w:right="0"/>
       </w:pPr>
       <w:r>
         <w:rPr>
@@ -1715,8 +1847,10 @@
     </w:p>
     <w:p>
       <w:pPr>
-        <w:spacing w:before="0" w:after="0"/>
-        <w:ind w:left="346"/>
+        <w:keepNext/>
+        <w:keepLines/>
+        <w:spacing w:before="0" w:after="0" w:line="240" w:lineRule="auto"/>
+        <w:ind w:left="230" w:hanging="230" w:right="0"/>
       </w:pPr>
       <w:r>
         <w:rPr>
@@ -1728,8 +1862,13 @@
     </w:p>
     <w:p>
       <w:pPr>
-        <w:spacing w:before="0" w:after="0"/>
-        <w:ind w:left="346"/>
+        <w:keepNext w:val="0"/>
+        <w:keepLines/>
+        <w:spacing w:before="0" w:after="160" w:line="240" w:lineRule="auto"/>
+        <w:ind w:left="230" w:hanging="230" w:right="0"/>
+        <w:pBdr>
+          <w:bottom w:val="single" w:sz="6" w:space="2" w:color="000000"/>
+        </w:pBdr>
       </w:pPr>
       <w:r>
         <w:rPr>
@@ -1772,7 +1911,7 @@
           <w:i w:val="0"/>
           <w:sz w:val="20"/>
         </w:rPr>
-        <w:t>Simulator. We simulate one continuous-batching replica with iteration-level scheduling and the KV bound of kv. Prefill cost is affine in prompt tokens, decode cost affine in batch size, with parameters for a 13B-parameter model (L=40, H=40, d=128, fp16) on an 80 GB accelerator, giving B=65,917 tokens. The cost model is analytical, not measured on our hardware; Section VII sweeps it.</w:t>
+        <w:t>Simulator. We simulate one continuous-batching replica with iteration-level scheduling and the KV bound of (3). Prefill cost is affine in prompt tokens, decode cost affine in batch size, with parameters for a 13B-parameter model (L=40, H=40, d=128, fp16) on an 80 GB accelerator, giving B=65,917 tokens. The cost model is analytical, not measured on our hardware; Section VII sweeps it.</w:t>
       </w:r>
     </w:p>
     <w:p>
@@ -1788,7 +1927,7 @@
           <w:i w:val="0"/>
           <w:sz w:val="20"/>
         </w:rPr>
-        <w:t>Load calibration. The published traces are fleet-aggregate (75–87 req/s), far above single-replica capacity. We therefore measure each window's saturated throughput μ by driving the engine with an unbounded backlog, then rescale the arrival timeline so that ρ = /μ takes the values 0.60, 0.75, 0.85, 0.92, 0.98. This preserves the arrival process shape and request mix up to an affine rescaling of the clock. Measured capacity is 1.79 req/s (conversation) and 1.41 req/s (code).</w:t>
+        <w:t>Load calibration. The published traces are fleet-aggregate (75–87 req/s), far above single-replica capacity. We therefore measure each window's saturated throughput μ by driving the engine with an unbounded backlog, then rescale the arrival timeline so that ρ = λ/μ takes the values 0.60, 0.75, 0.85, 0.92, 0.98. This preserves the arrival process shape and request mix up to an affine rescaling of the clock. Measured capacity is 1.79 req/s (conversation) and 1.41 req/s (code).</w:t>
       </w:r>
     </w:p>
     <w:p>
@@ -1969,15 +2108,38 @@
           <w:rFonts w:ascii="Times New Roman" w:hAnsi="Times New Roman"/>
           <w:sz w:val="16"/>
         </w:rPr>
-        <w:t xml:space="preserve"> relative to FCFS, while on conversation at this load it is essentially unchanged. Section VI isolates the cause. ^†Oracle policies require knowledge unavailable at admission time and are upper bounds, not deployable systems.</w:t>
+        <w:t xml:space="preserve"> relative to FCFS, while on conversation at this load it is essentially unchanged. Section VI isolates the cause. </w:t>
+      </w:r>
+      <w:r>
+        <w:rPr>
+          <w:rFonts w:ascii="Times New Roman" w:hAnsi="Times New Roman"/>
+          <w:sz w:val="16"/>
+          <w:vertAlign w:val="superscript"/>
+        </w:rPr>
+        <w:t>†</w:t>
+      </w:r>
+      <w:r>
+        <w:rPr>
+          <w:rFonts w:ascii="Times New Roman" w:hAnsi="Times New Roman"/>
+          <w:sz w:val="16"/>
+        </w:rPr>
+        <w:t>Oracle policies require knowledge unavailable at admission time and are upper bounds, not deployable systems.</w:t>
       </w:r>
     </w:p>
     <w:tbl>
       <w:tblPr>
         <w:tblStyle w:val="TableGrid"/>
         <w:tblW w:type="auto" w:w="0"/>
+        <w:tblLook w:firstColumn="1" w:firstRow="1" w:lastColumn="0" w:lastRow="0" w:noHBand="0" w:noVBand="1" w:val="04A0"/>
         <w:jc w:val="center"/>
-        <w:tblLook w:firstColumn="1" w:firstRow="1" w:lastColumn="0" w:lastRow="0" w:noHBand="0" w:noVBand="1" w:val="04A0"/>
+        <w:tblBorders>
+          <w:top w:val="single" w:sz="8" w:space="0" w:color="000000"/>
+          <w:left w:val="none" w:sz="0" w:space="0" w:color="000000"/>
+          <w:bottom w:val="single" w:sz="8" w:space="0" w:color="000000"/>
+          <w:right w:val="none" w:sz="0" w:space="0" w:color="000000"/>
+          <w:insideH w:val="none" w:sz="0" w:space="0" w:color="000000"/>
+          <w:insideV w:val="none" w:sz="0" w:space="0" w:color="000000"/>
+        </w:tblBorders>
       </w:tblPr>
       <w:tblGrid>
         <w:gridCol w:w="1491"/>
@@ -1995,7 +2157,7 @@
           </w:tcPr>
           <w:p>
             <w:pPr>
-              <w:spacing w:after="0"/>
+              <w:spacing w:after="20" w:before="20"/>
               <w:jc w:val="left"/>
             </w:pPr>
             <w:r>
@@ -2009,11 +2171,15 @@
         </w:tc>
         <w:tc>
           <w:tcPr>
-            <w:tcW w:type="dxa" w:w="1491"/>
+            <w:tcW w:type="dxa" w:w="4473"/>
+            <w:gridSpan w:val="3"/>
+            <w:tcBorders>
+              <w:bottom w:val="single" w:sz="6" w:space="0" w:color="000000"/>
+            </w:tcBorders>
           </w:tcPr>
           <w:p>
             <w:pPr>
-              <w:spacing w:after="0"/>
+              <w:spacing w:after="20" w:before="20"/>
               <w:jc w:val="center"/>
             </w:pPr>
             <w:r>
@@ -2025,14 +2191,25 @@
               <w:t>Conversation</w:t>
             </w:r>
           </w:p>
+          <w:p>
+            <w:pPr>
+              <w:spacing w:before="20" w:after="20"/>
+              <w:jc w:val="center"/>
+            </w:pPr>
+            <w:r/>
+          </w:p>
         </w:tc>
         <w:tc>
           <w:tcPr>
-            <w:tcW w:type="dxa" w:w="1491"/>
+            <w:tcW w:type="dxa" w:w="4473"/>
+            <w:gridSpan w:val="3"/>
+            <w:tcBorders>
+              <w:bottom w:val="single" w:sz="6" w:space="0" w:color="000000"/>
+            </w:tcBorders>
           </w:tcPr>
           <w:p>
             <w:pPr>
-              <w:spacing w:after="0"/>
+              <w:spacing w:before="20" w:after="20"/>
               <w:jc w:val="center"/>
             </w:pPr>
             <w:r>
@@ -2045,40 +2222,19 @@
             </w:r>
           </w:p>
         </w:tc>
-        <w:tc>
-          <w:tcPr>
-            <w:tcW w:type="dxa" w:w="1491"/>
-          </w:tcPr>
-          <w:p/>
-        </w:tc>
-        <w:tc>
-          <w:tcPr>
-            <w:tcW w:type="dxa" w:w="1491"/>
-          </w:tcPr>
-          <w:p/>
-        </w:tc>
-        <w:tc>
-          <w:tcPr>
-            <w:tcW w:type="dxa" w:w="1491"/>
-          </w:tcPr>
-          <w:p/>
-        </w:tc>
-        <w:tc>
-          <w:tcPr>
-            <w:tcW w:type="dxa" w:w="1491"/>
-          </w:tcPr>
-          <w:p/>
-        </w:tc>
       </w:tr>
       <w:tr>
         <w:tc>
           <w:tcPr>
             <w:tcW w:type="dxa" w:w="1491"/>
+            <w:tcBorders>
+              <w:bottom w:val="single" w:sz="6" w:space="0" w:color="000000"/>
+            </w:tcBorders>
           </w:tcPr>
           <w:p>
             <w:pPr>
               <w:spacing w:after="0"/>
-              <w:jc w:val="left"/>
+              <w:jc w:val="center"/>
             </w:pPr>
             <w:r>
               <w:rPr>
@@ -2093,6 +2249,9 @@
         <w:tc>
           <w:tcPr>
             <w:tcW w:type="dxa" w:w="1491"/>
+            <w:tcBorders>
+              <w:bottom w:val="single" w:sz="6" w:space="0" w:color="000000"/>
+            </w:tcBorders>
           </w:tcPr>
           <w:p>
             <w:pPr>
@@ -2121,6 +2280,9 @@
         <w:tc>
           <w:tcPr>
             <w:tcW w:type="dxa" w:w="1491"/>
+            <w:tcBorders>
+              <w:bottom w:val="single" w:sz="6" w:space="0" w:color="000000"/>
+            </w:tcBorders>
           </w:tcPr>
           <w:p>
             <w:pPr>
@@ -2157,6 +2319,9 @@
         <w:tc>
           <w:tcPr>
             <w:tcW w:type="dxa" w:w="1491"/>
+            <w:tcBorders>
+              <w:bottom w:val="single" w:sz="6" w:space="0" w:color="000000"/>
+            </w:tcBorders>
           </w:tcPr>
           <w:p>
             <w:pPr>
@@ -2176,6 +2341,9 @@
         <w:tc>
           <w:tcPr>
             <w:tcW w:type="dxa" w:w="1491"/>
+            <w:tcBorders>
+              <w:bottom w:val="single" w:sz="6" w:space="0" w:color="000000"/>
+            </w:tcBorders>
           </w:tcPr>
           <w:p>
             <w:pPr>
@@ -2204,6 +2372,9 @@
         <w:tc>
           <w:tcPr>
             <w:tcW w:type="dxa" w:w="1491"/>
+            <w:tcBorders>
+              <w:bottom w:val="single" w:sz="6" w:space="0" w:color="000000"/>
+            </w:tcBorders>
           </w:tcPr>
           <w:p>
             <w:pPr>
@@ -2240,6 +2411,9 @@
         <w:tc>
           <w:tcPr>
             <w:tcW w:type="dxa" w:w="1491"/>
+            <w:tcBorders>
+              <w:bottom w:val="single" w:sz="6" w:space="0" w:color="000000"/>
+            </w:tcBorders>
           </w:tcPr>
           <w:p>
             <w:pPr>
@@ -2813,7 +2987,23 @@
                 <w:b w:val="0"/>
                 <w:sz w:val="16"/>
               </w:rPr>
-              <w:t>Oracle-SJF^†</w:t>
+              <w:t>Oracle-SJF</w:t>
+            </w:r>
+            <w:r>
+              <w:rPr>
+                <w:rFonts w:ascii="Times New Roman" w:hAnsi="Times New Roman"/>
+                <w:b w:val="0"/>
+                <w:sz w:val="16"/>
+                <w:vertAlign w:val="superscript"/>
+              </w:rPr>
+              <w:t>†</w:t>
+            </w:r>
+            <w:r>
+              <w:rPr>
+                <w:rFonts w:ascii="Times New Roman" w:hAnsi="Times New Roman"/>
+                <w:b w:val="0"/>
+                <w:sz w:val="16"/>
+              </w:rPr>
             </w:r>
           </w:p>
         </w:tc>
@@ -2948,7 +3138,23 @@
                 <w:b w:val="0"/>
                 <w:sz w:val="16"/>
               </w:rPr>
-              <w:t>Oracle-Work^†</w:t>
+              <w:t>Oracle-Work</w:t>
+            </w:r>
+            <w:r>
+              <w:rPr>
+                <w:rFonts w:ascii="Times New Roman" w:hAnsi="Times New Roman"/>
+                <w:b w:val="0"/>
+                <w:sz w:val="16"/>
+                <w:vertAlign w:val="superscript"/>
+              </w:rPr>
+              <w:t>†</w:t>
+            </w:r>
+            <w:r>
+              <w:rPr>
+                <w:rFonts w:ascii="Times New Roman" w:hAnsi="Times New Roman"/>
+                <w:b w:val="0"/>
+                <w:sz w:val="16"/>
+              </w:rPr>
             </w:r>
           </w:p>
         </w:tc>
@@ -3107,7 +3313,7 @@
           <w:i w:val="0"/>
           <w:sz w:val="20"/>
         </w:rPr>
-        <w:t>Table I reports the contended operating point ρ=0.92. CB-SJF-Work reduces mean normalised latency from 1161 to 506 (conversation) and from 16724 to 6327 (code). Fig. 1 shows the full load sweep. Below ρ 0.75 all policies nearly coincide, because the admission queue is shallow and there is little ordering decision to make; we report this rather than restricting the evaluation to loads that flatter the method. Above that point the policies separate.</w:t>
+        <w:t>Table I reports the contended operating point ρ=0.92. CB-SJF-Work reduces mean normalised latency from 1161 to 506 (conversation) and from 16724 to 6327 (code). Fig. 1 shows the full load sweep. Below ρ ≈ 0.75 all policies nearly coincide, because the admission queue is shallow and there is little ordering decision to make; we report this rather than restricting the evaluation to loads that flatter the method. Above that point the policies separate.</w:t>
       </w:r>
     </w:p>
     <w:p>
@@ -3162,6 +3368,7 @@
     </w:p>
     <w:p>
       <w:pPr>
+        <w:keepNext/>
         <w:spacing w:before="0" w:after="120" w:line="240" w:lineRule="auto"/>
         <w:jc w:val="both"/>
       </w:pPr>
@@ -3172,7 +3379,7 @@
           <w:i w:val="0"/>
           <w:sz w:val="16"/>
         </w:rPr>
-        <w:t>Fig. 1. Mean normalised latency against offered load, over 20 (conversation) and 11 (code) windows sampled across a full production week (error bars: s.d.). Below ρ0.75 the queue is shallow and all policies nearly coincide. CB-SJF-Work tracks Oracle-Work closely and is visually indistinguishable from SJF-Ctx; SJF-Pred, which orders by predicted output length, diverges and at high load on the code workload is worse than FCFS.</w:t>
+        <w:t>Fig. 1. Mean normalised latency against offered load, over 20 (conversation) and 11 (code) windows sampled across a full production week (error bars: s.d.). Below ρ ≈ 0.75 the queue is shallow and all policies nearly coincide. CB-SJF-Work tracks Oracle-Work closely and is visually indistinguishable from SJF-Ctx; SJF-Pred, which orders by predicted output length, diverges and at high load on the code workload is worse than FCFS.</w:t>
       </w:r>
     </w:p>
     <w:p>
@@ -3217,8 +3424,16 @@
       <w:tblPr>
         <w:tblStyle w:val="TableGrid"/>
         <w:tblW w:type="auto" w:w="0"/>
+        <w:tblLook w:firstColumn="1" w:firstRow="1" w:lastColumn="0" w:lastRow="0" w:noHBand="0" w:noVBand="1" w:val="04A0"/>
         <w:jc w:val="center"/>
-        <w:tblLook w:firstColumn="1" w:firstRow="1" w:lastColumn="0" w:lastRow="0" w:noHBand="0" w:noVBand="1" w:val="04A0"/>
+        <w:tblBorders>
+          <w:top w:val="single" w:sz="8" w:space="0" w:color="000000"/>
+          <w:left w:val="none" w:sz="0" w:space="0" w:color="000000"/>
+          <w:bottom w:val="single" w:sz="8" w:space="0" w:color="000000"/>
+          <w:right w:val="none" w:sz="0" w:space="0" w:color="000000"/>
+          <w:insideH w:val="none" w:sz="0" w:space="0" w:color="000000"/>
+          <w:insideV w:val="none" w:sz="0" w:space="0" w:color="000000"/>
+        </w:tblBorders>
       </w:tblPr>
       <w:tblGrid>
         <w:gridCol w:w="1491"/>
@@ -3268,7 +3483,11 @@
         </w:tc>
         <w:tc>
           <w:tcPr>
-            <w:tcW w:type="dxa" w:w="1491"/>
+            <w:tcW w:type="dxa" w:w="7455"/>
+            <w:gridSpan w:val="5"/>
+            <w:tcBorders>
+              <w:bottom w:val="single" w:sz="6" w:space="0" w:color="000000"/>
+            </w:tcBorders>
           </w:tcPr>
           <w:p>
             <w:pPr>
@@ -3285,40 +3504,19 @@
             </w:r>
           </w:p>
         </w:tc>
-        <w:tc>
-          <w:tcPr>
-            <w:tcW w:type="dxa" w:w="1491"/>
-          </w:tcPr>
-          <w:p/>
-        </w:tc>
-        <w:tc>
-          <w:tcPr>
-            <w:tcW w:type="dxa" w:w="1491"/>
-          </w:tcPr>
-          <w:p/>
-        </w:tc>
-        <w:tc>
-          <w:tcPr>
-            <w:tcW w:type="dxa" w:w="1491"/>
-          </w:tcPr>
-          <w:p/>
-        </w:tc>
-        <w:tc>
-          <w:tcPr>
-            <w:tcW w:type="dxa" w:w="1491"/>
-          </w:tcPr>
-          <w:p/>
-        </w:tc>
       </w:tr>
       <w:tr>
         <w:tc>
           <w:tcPr>
             <w:tcW w:type="dxa" w:w="1491"/>
+            <w:tcBorders>
+              <w:bottom w:val="single" w:sz="6" w:space="0" w:color="000000"/>
+            </w:tcBorders>
           </w:tcPr>
           <w:p>
             <w:pPr>
               <w:spacing w:after="0"/>
-              <w:jc w:val="left"/>
+              <w:jc w:val="center"/>
             </w:pPr>
             <w:r>
               <w:rPr>
@@ -3333,6 +3531,9 @@
         <w:tc>
           <w:tcPr>
             <w:tcW w:type="dxa" w:w="1491"/>
+            <w:tcBorders>
+              <w:bottom w:val="single" w:sz="6" w:space="0" w:color="000000"/>
+            </w:tcBorders>
           </w:tcPr>
           <w:p>
             <w:pPr>
@@ -3352,6 +3553,9 @@
         <w:tc>
           <w:tcPr>
             <w:tcW w:type="dxa" w:w="1491"/>
+            <w:tcBorders>
+              <w:bottom w:val="single" w:sz="6" w:space="0" w:color="000000"/>
+            </w:tcBorders>
           </w:tcPr>
           <w:p>
             <w:pPr>
@@ -3371,6 +3575,9 @@
         <w:tc>
           <w:tcPr>
             <w:tcW w:type="dxa" w:w="1491"/>
+            <w:tcBorders>
+              <w:bottom w:val="single" w:sz="6" w:space="0" w:color="000000"/>
+            </w:tcBorders>
           </w:tcPr>
           <w:p>
             <w:pPr>
@@ -3390,6 +3597,9 @@
         <w:tc>
           <w:tcPr>
             <w:tcW w:type="dxa" w:w="1491"/>
+            <w:tcBorders>
+              <w:bottom w:val="single" w:sz="6" w:space="0" w:color="000000"/>
+            </w:tcBorders>
           </w:tcPr>
           <w:p>
             <w:pPr>
@@ -3409,6 +3619,9 @@
         <w:tc>
           <w:tcPr>
             <w:tcW w:type="dxa" w:w="1491"/>
+            <w:tcBorders>
+              <w:bottom w:val="single" w:sz="6" w:space="0" w:color="000000"/>
+            </w:tcBorders>
           </w:tcPr>
           <w:p>
             <w:pPr>
@@ -3428,6 +3641,9 @@
         <w:tc>
           <w:tcPr>
             <w:tcW w:type="dxa" w:w="1491"/>
+            <w:tcBorders>
+              <w:bottom w:val="single" w:sz="6" w:space="0" w:color="000000"/>
+            </w:tcBorders>
           </w:tcPr>
           <w:p>
             <w:pPr>
@@ -4567,7 +4783,26 @@
           <w:i w:val="0"/>
           <w:sz w:val="20"/>
         </w:rPr>
-        <w:t>Table II quantifies how much of the attainable benefit survives the content-blind restriction. Averaged over ρ 0.85, CB-SJF-Work recovers 90.3% of the Oracle-Work improvement on the conversation workload and 79.3% on code. The improvement is positive in every window at every load above ρ=0.75 (one-sided Wilcoxon signed-rank, p &lt; 10^-3).</w:t>
+        <w:t>Table II quantifies how much of the attainable benefit survives the content-blind restriction. Averaged over ρ ≥ 0.85, CB-SJF-Work recovers 90.3% of the Oracle-Work improvement on the conversation workload and 79.3% on code. The improvement is positive in every window at every load above ρ=0.75 (one-sided Wilcoxon signed-rank, p &lt; 10</w:t>
+      </w:r>
+      <w:r>
+        <w:rPr>
+          <w:rFonts w:ascii="Times New Roman" w:hAnsi="Times New Roman"/>
+          <w:b w:val="0"/>
+          <w:i w:val="0"/>
+          <w:sz w:val="20"/>
+          <w:vertAlign w:val="superscript"/>
+        </w:rPr>
+        <w:t>−3</w:t>
+      </w:r>
+      <w:r>
+        <w:rPr>
+          <w:rFonts w:ascii="Times New Roman" w:hAnsi="Times New Roman"/>
+          <w:b w:val="0"/>
+          <w:i w:val="0"/>
+          <w:sz w:val="20"/>
+        </w:rPr>
+        <w:t>).</w:t>
       </w:r>
     </w:p>
     <w:p>
@@ -4583,7 +4818,7 @@
           <w:i w:val="0"/>
           <w:sz w:val="20"/>
         </w:rPr>
-        <w:t>Two cautions bear on reading these percentages. The headline is a ratio of means, so it is weighted by whichever window has the worst FCFS run; the per-window range in Table II is wide (6% to 77% on conversation at ρ 0.85) and the mean of per-window improvements is 47.0%, not 51.5%. And the recovered-gap percentage is a ratio of two quantities that both approach zero at low load, so its high value at ρ=0.60 describes a setting where the absolute improvement is under 1%.</w:t>
+        <w:t>Two cautions bear on reading these percentages. The headline is a ratio of means, so it is weighted by whichever window has the worst FCFS run; the per-window range in Table II is wide (6% to 77% on conversation at ρ ≥ 0.85) and the mean of per-window improvements is 47.0%, not 51.5%. And the recovered-gap percentage is a ratio of two quantities that both approach zero at low load, so its high value at ρ=0.60 describes a setting where the absolute improvement is under 1%.</w:t>
       </w:r>
     </w:p>
     <w:p>
@@ -4599,7 +4834,7 @@
           <w:i w:val="0"/>
           <w:sz w:val="20"/>
         </w:rPr>
-        <w:t>A third concern deserves a direct test. Normalised latency divides by output tokens, so for a one-token request it degenerates to raw latency, and short requests could dominate the mean in a way that rewards shortest-first ordering by construction. They do carry it disproportionately: at ρ=0.92 requests emitting at most four tokens are 10.9% and 36.5% of arrivals but 50.2% and 78.6% of total normalised latency. Restricted to requests emitting at least eight tokens, the improvement at ρ 0.85 is 47.04% and 48.5% against 51.5% and 58.8%, positive in all 20 and 11 windows, though the inflation grows as load falls: at ρ=0.75 the restricted improvement on code is 11.1% against 22.9%. The headline is inflated by short requests but not an artefact of them.</w:t>
+        <w:t>A third concern deserves a direct test. Normalised latency divides by output tokens, so for a one-token request it degenerates to raw latency, and short requests could dominate the mean in a way that rewards shortest-first ordering by construction. They do carry it disproportionately: at ρ=0.92 requests emitting at most four tokens are 10.9% and 36.5% of arrivals but 50.2% and 78.6% of total normalised latency. Restricted to requests emitting at least eight tokens, the improvement at ρ ≥ 0.85 is 47.04% and 48.5% against 51.5% and 58.8%, positive in all 20 and 11 windows, though the inflation grows as load falls: at ρ=0.75 the restricted improvement on code is 11.1% against 22.9%. The headline is inflated by short requests but not an artefact of them.</w:t>
       </w:r>
     </w:p>
     <w:p>
@@ -4630,7 +4865,7 @@
           <w:i w:val="0"/>
           <w:sz w:val="20"/>
         </w:rPr>
-        <w:t>Shortest-first ordering reduces the mean by deferring long requests, so it must lengthen the tail. We report that cost rather than leave it to be inferred from Table I. On code, CB-SJF-Work has a worse 99th-percentile latency than FCFS in 31 of 33 window-load cells at ρ 0.85, by a factor of 2.05× averaged over those three loads and by up to 6.06× in the worst single window. On conversation the tail is essentially unchanged up to ρ=0.92 (mean 0.98× and 1.00×, though still worse than FCFS in 12 of 20 windows at ρ=0.92) and degrades to a mean of 1.86× at ρ=0.98, worse in all 20 windows, with a worst case of 4.57×. Means understate this cost considerably and we give both.</w:t>
+        <w:t>Shortest-first ordering reduces the mean by deferring long requests, so it must lengthen the tail. We report that cost rather than leave it to be inferred from Table I. On code, CB-SJF-Work has a worse 99th-percentile latency than FCFS in 31 of 33 window-load cells at ρ ≥ 0.85, by a factor of 2.05× averaged over those three loads and by up to 6.06× in the worst single window. On conversation the tail is essentially unchanged up to ρ=0.92 (mean 0.98× and 1.00×, though still worse than FCFS in 12 of 20 windows at ρ=0.92) and degrades to a mean of 1.86× at ρ=0.98, worse in all 20 windows, with a worst case of 4.57×. Means understate this cost considerably and we give both.</w:t>
       </w:r>
     </w:p>
     <w:p>
@@ -4823,7 +5058,26 @@
           <w:i w:val="0"/>
           <w:sz w:val="20"/>
         </w:rPr>
-        <w:t xml:space="preserve"> (207 s against 103–104 s). Optimising a quantity that cannot be estimated adds ordering noise, and a static priority from a near-random key starves whatever it ranks last. This result is scoped to the content-blind setting: it does not evaluate the prompt-reading predictors of S^3 [3] or Fu et al. [4], which use a signal ours cannot see.</w:t>
+        <w:t xml:space="preserve"> (207 s against 103–104 s). Optimising a quantity that cannot be estimated adds ordering noise, and a static priority from a near-random key starves whatever it ranks last. This result is scoped to the content-blind setting: it does not evaluate the prompt-reading predictors of S</w:t>
+      </w:r>
+      <w:r>
+        <w:rPr>
+          <w:rFonts w:ascii="Times New Roman" w:hAnsi="Times New Roman"/>
+          <w:b w:val="0"/>
+          <w:i w:val="0"/>
+          <w:sz w:val="20"/>
+          <w:vertAlign w:val="superscript"/>
+        </w:rPr>
+        <w:t>3</w:t>
+      </w:r>
+      <w:r>
+        <w:rPr>
+          <w:rFonts w:ascii="Times New Roman" w:hAnsi="Times New Roman"/>
+          <w:b w:val="0"/>
+          <w:i w:val="0"/>
+          <w:sz w:val="20"/>
+        </w:rPr>
+        <w:t xml:space="preserve"> [3] or Fu et al. [4], which use a signal ours cannot see.</w:t>
       </w:r>
     </w:p>
     <w:p>
@@ -5072,7 +5326,26 @@
           <w:i w:val="0"/>
           <w:sz w:val="16"/>
         </w:rPr>
-        <w:t>[3] Y. Jin, C.-F. Wu, D. Brooks, and G.-Y. Wei, “S^3: Increasing GPU utilization during generative inference for higher throughput,” in Advances in Neural Information Processing Systems (NeurIPS), 2023.</w:t>
+        <w:t>[3] Y. Jin, C.-F. Wu, D. Brooks, and G.-Y. Wei, “S</w:t>
+      </w:r>
+      <w:r>
+        <w:rPr>
+          <w:rFonts w:ascii="Times New Roman" w:hAnsi="Times New Roman"/>
+          <w:b w:val="0"/>
+          <w:i w:val="0"/>
+          <w:sz w:val="16"/>
+          <w:vertAlign w:val="superscript"/>
+        </w:rPr>
+        <w:t>3</w:t>
+      </w:r>
+      <w:r>
+        <w:rPr>
+          <w:rFonts w:ascii="Times New Roman" w:hAnsi="Times New Roman"/>
+          <w:b w:val="0"/>
+          <w:i w:val="0"/>
+          <w:sz w:val="16"/>
+        </w:rPr>
+        <w:t>: Increasing GPU utilization during generative inference for higher throughput,” in Advances in Neural Information Processing Systems (NeurIPS), 2023.</w:t>
       </w:r>
     </w:p>
     <w:p>
@@ -5132,7 +5405,7 @@
           <w:i w:val="0"/>
           <w:sz w:val="16"/>
         </w:rPr>
-        <w:t>[7] P. Patel, E. Choukse, C. Zhang, A. Shah, I. Goiri, S. Maleki, and R. Bianchini, “Splitwise: Efficient generative LLM inference using phase splitting,” in Proc. 51st Annual International Symposium on Computer Architecture (ISCA), 2024.</w:t>
+        <w:t>[7] P. Patel, E. Choukse, C. Zhang, A. Shah, Í. Goiri, S. Maleki, and R. Bianchini, “Splitwise: Efficient generative LLM inference using phase splitting,” in Proc. 51st Annual International Symposium on Computer Architecture (ISCA), 2024.</w:t>
       </w:r>
     </w:p>
     <w:p>
@@ -5192,7 +5465,7 @@
           <w:i w:val="0"/>
           <w:sz w:val="16"/>
         </w:rPr>
-        <w:t>[11] J. Stojkovic, C. Zhang, I. Goiri, J. Torrellas, and E. Choukse, “DynamoLLM: Designing LLM inference clusters for performance and energy efficiency,” in Proc. IEEE International Symposium on High Performance Computer Architecture (HPCA), 2025.</w:t>
+        <w:t>[11] J. Stojkovic, C. Zhang, Í. Goiri, J. Torrellas, and E. Choukse, “DynamoLLM: Designing LLM inference clusters for performance and energy efficiency,” in Proc. IEEE International Symposium on High Performance Computer Architecture (HPCA), 2025.</w:t>
       </w:r>
     </w:p>
     <w:sectPr>
